--- a/templates/W3-61-11C.docx
+++ b/templates/W3-61-11C.docx
@@ -233,7 +233,7 @@
                 <w:sz w:val="28"/>
                 <w:szCs w:val="28"/>
               </w:rPr>
-              <w:t>□初檢□複檢</w:t>
+              <w:t>{{FIRSTCK}}初檢{{RECK}}複檢</w:t>
             </w:r>
           </w:p>
         </w:tc>
@@ -491,7 +491,7 @@
               <w:rPr>
                 <w:rFonts w:ascii="標楷體" w:eastAsia="標楷體" w:hint="eastAsia"/>
               </w:rPr>
-              <w:t xml:space="preserve">{{LOADCAP}}           公斤</w:t>
+              <w:t xml:space="preserve">{{LOADCAP}}   公斤</w:t>
             </w:r>
           </w:p>
         </w:tc>

--- a/templates/W3-61-11C.docx
+++ b/templates/W3-61-11C.docx
@@ -491,7 +491,7 @@
               <w:rPr>
                 <w:rFonts w:ascii="標楷體" w:eastAsia="標楷體" w:hint="eastAsia"/>
               </w:rPr>
-              <w:t xml:space="preserve">{{LOADCAP}}   公斤</w:t>
+              <w:t xml:space="preserve">{{LOADCAP}}公斤</w:t>
             </w:r>
           </w:p>
         </w:tc>

--- a/templates/W3-61-11C.docx
+++ b/templates/W3-61-11C.docx
@@ -129,7 +129,7 @@
                 <w:sz w:val="28"/>
                 <w:szCs w:val="28"/>
               </w:rPr>
-              <w:t>□既有</w:t>
+              <w:t>{{CKBOXL}}既有</w:t>
             </w:r>
           </w:p>
           <w:p>
@@ -153,7 +153,7 @@
                 <w:sz w:val="28"/>
                 <w:szCs w:val="28"/>
               </w:rPr>
-              <w:t>□重新 □變更</w:t>
+              <w:t>{{CKBOXR}}重新 {{CKBOXM}}變更</w:t>
             </w:r>
           </w:p>
         </w:tc>

--- a/templates/W3-61-11C.docx
+++ b/templates/W3-61-11C.docx
@@ -71,7 +71,7 @@
                 <w:sz w:val="32"/>
                 <w:szCs w:val="32"/>
               </w:rPr>
-              <w:t>(  {{ORG}}  )</w:t>
+              <w:t>{{ORG}}</w:t>
             </w:r>
             <w:r>
               <w:rPr>
